--- a/8/rkis/отчет 1лр.docx
+++ b/8/rkis/отчет 1лр.docx
@@ -215,6 +215,7 @@
       <w:r>
         <w:rPr>
           <w:rFonts w:ascii="Times New Roman" w:hAnsi="Times New Roman" w:cs="Times New Roman"/>
+          <w:noProof/>
           <w:sz w:val="28"/>
           <w:szCs w:val="28"/>
         </w:rPr>
@@ -267,7 +268,6 @@
           <w:bCs/>
           <w:sz w:val="28"/>
           <w:szCs w:val="28"/>
-          <w:lang w:val="en-US"/>
         </w:rPr>
       </w:pPr>
       <w:r>
@@ -540,6 +540,7 @@
       <w:r>
         <w:rPr>
           <w:rFonts w:ascii="Times New Roman" w:hAnsi="Times New Roman" w:cs="Times New Roman"/>
+          <w:noProof/>
           <w:sz w:val="28"/>
           <w:szCs w:val="28"/>
         </w:rPr>
@@ -591,7 +592,6 @@
           <w:rFonts w:ascii="Times New Roman" w:hAnsi="Times New Roman" w:cs="Times New Roman"/>
           <w:sz w:val="28"/>
           <w:szCs w:val="28"/>
-          <w:lang w:val="en-US"/>
         </w:rPr>
       </w:pPr>
       <w:r>
@@ -637,6 +637,7 @@
       <w:r>
         <w:rPr>
           <w:rFonts w:ascii="Times New Roman" w:hAnsi="Times New Roman" w:cs="Times New Roman"/>
+          <w:noProof/>
           <w:sz w:val="28"/>
           <w:szCs w:val="28"/>
           <w:lang w:val="en-US"/>
@@ -688,7 +689,6 @@
           <w:rFonts w:ascii="Times New Roman" w:hAnsi="Times New Roman" w:cs="Times New Roman"/>
           <w:sz w:val="28"/>
           <w:szCs w:val="28"/>
-          <w:lang w:val="en-US"/>
         </w:rPr>
       </w:pPr>
       <w:r>
@@ -828,6 +828,7 @@
       <w:r>
         <w:rPr>
           <w:rFonts w:ascii="Times New Roman" w:hAnsi="Times New Roman" w:cs="Times New Roman"/>
+          <w:noProof/>
           <w:sz w:val="28"/>
           <w:szCs w:val="28"/>
           <w:lang w:val="en-US"/>
@@ -884,6 +885,7 @@
       <w:r>
         <w:rPr>
           <w:rFonts w:ascii="Times New Roman" w:hAnsi="Times New Roman" w:cs="Times New Roman"/>
+          <w:noProof/>
           <w:sz w:val="28"/>
           <w:szCs w:val="28"/>
           <w:lang w:val="en-US"/>
@@ -1091,6 +1093,7 @@
       <w:r>
         <w:rPr>
           <w:rFonts w:ascii="Times New Roman" w:hAnsi="Times New Roman" w:cs="Times New Roman"/>
+          <w:noProof/>
           <w:sz w:val="28"/>
           <w:szCs w:val="28"/>
         </w:rPr>
@@ -1190,6 +1193,7 @@
       <w:r>
         <w:rPr>
           <w:rFonts w:ascii="Times New Roman" w:hAnsi="Times New Roman" w:cs="Times New Roman"/>
+          <w:noProof/>
           <w:sz w:val="28"/>
           <w:szCs w:val="28"/>
         </w:rPr>
@@ -1288,6 +1292,7 @@
       <w:r>
         <w:rPr>
           <w:rFonts w:ascii="Times New Roman" w:hAnsi="Times New Roman" w:cs="Times New Roman"/>
+          <w:noProof/>
           <w:sz w:val="28"/>
           <w:szCs w:val="28"/>
         </w:rPr>
@@ -1583,6 +1588,7 @@
       <w:r>
         <w:rPr>
           <w:rFonts w:ascii="Times New Roman" w:hAnsi="Times New Roman" w:cs="Times New Roman"/>
+          <w:noProof/>
           <w:sz w:val="28"/>
           <w:szCs w:val="28"/>
           <w:lang w:val="en-US"/>
@@ -1771,6 +1777,7 @@
       <w:r>
         <w:rPr>
           <w:rFonts w:ascii="Times New Roman" w:hAnsi="Times New Roman" w:cs="Times New Roman"/>
+          <w:noProof/>
           <w:sz w:val="28"/>
           <w:szCs w:val="28"/>
         </w:rPr>
@@ -1866,6 +1873,7 @@
       <w:r>
         <w:rPr>
           <w:rFonts w:ascii="Times New Roman" w:hAnsi="Times New Roman" w:cs="Times New Roman"/>
+          <w:noProof/>
           <w:sz w:val="28"/>
           <w:szCs w:val="28"/>
         </w:rPr>
@@ -2064,6 +2072,70 @@
           <w:szCs w:val="28"/>
         </w:rPr>
       </w:pPr>
+      <w:r>
+        <w:rPr>
+          <w:rFonts w:ascii="Times New Roman" w:hAnsi="Times New Roman" w:cs="Times New Roman"/>
+          <w:sz w:val="28"/>
+          <w:szCs w:val="28"/>
+        </w:rPr>
+        <w:t>Применить все три преобразования к кнопке</w:t>
+      </w:r>
+    </w:p>
+    <w:p>
+      <w:pPr>
+        <w:spacing w:line="360" w:lineRule="auto"/>
+        <w:contextualSpacing/>
+        <w:rPr>
+          <w:rFonts w:ascii="Times New Roman" w:hAnsi="Times New Roman" w:cs="Times New Roman"/>
+          <w:sz w:val="28"/>
+          <w:szCs w:val="28"/>
+          <w:lang w:val="en-US"/>
+        </w:rPr>
+      </w:pPr>
+      <w:r>
+        <w:rPr>
+          <w:rFonts w:ascii="Times New Roman" w:hAnsi="Times New Roman" w:cs="Times New Roman"/>
+          <w:sz w:val="28"/>
+          <w:szCs w:val="28"/>
+          <w:lang w:val="en-US"/>
+        </w:rPr>
+        <w:lastRenderedPageBreak/>
+        <w:drawing>
+          <wp:inline distT="0" distB="0" distL="0" distR="0" wp14:anchorId="0FC3E431" wp14:editId="57143440">
+            <wp:extent cx="4850671" cy="5435551"/>
+            <wp:effectExtent l="0" t="0" r="7620" b="0"/>
+            <wp:docPr id="253177186" name="Рисунок 1"/>
+            <wp:cNvGraphicFramePr>
+              <a:graphicFrameLocks xmlns:a="http://schemas.openxmlformats.org/drawingml/2006/main" noChangeAspect="1"/>
+            </wp:cNvGraphicFramePr>
+            <a:graphic xmlns:a="http://schemas.openxmlformats.org/drawingml/2006/main">
+              <a:graphicData uri="http://schemas.openxmlformats.org/drawingml/2006/picture">
+                <pic:pic xmlns:pic="http://schemas.openxmlformats.org/drawingml/2006/picture">
+                  <pic:nvPicPr>
+                    <pic:cNvPr id="253177186" name=""/>
+                    <pic:cNvPicPr/>
+                  </pic:nvPicPr>
+                  <pic:blipFill>
+                    <a:blip r:embed="rId17"/>
+                    <a:stretch>
+                      <a:fillRect/>
+                    </a:stretch>
+                  </pic:blipFill>
+                  <pic:spPr>
+                    <a:xfrm>
+                      <a:off x="0" y="0"/>
+                      <a:ext cx="4856448" cy="5442024"/>
+                    </a:xfrm>
+                    <a:prstGeom prst="rect">
+                      <a:avLst/>
+                    </a:prstGeom>
+                  </pic:spPr>
+                </pic:pic>
+              </a:graphicData>
+            </a:graphic>
+          </wp:inline>
+        </w:drawing>
+      </w:r>
     </w:p>
     <w:p>
       <w:pPr>
@@ -2076,6 +2148,16 @@
           <w:szCs w:val="28"/>
         </w:rPr>
       </w:pPr>
+      <w:r>
+        <w:rPr>
+          <w:rFonts w:ascii="Times New Roman" w:hAnsi="Times New Roman" w:cs="Times New Roman"/>
+          <w:b/>
+          <w:bCs/>
+          <w:sz w:val="28"/>
+          <w:szCs w:val="28"/>
+        </w:rPr>
+        <w:t>Задание 3. Изучить встроенные панели компоновки.</w:t>
+      </w:r>
     </w:p>
     <w:p>
       <w:pPr>
@@ -2088,6 +2170,14 @@
           <w:szCs w:val="28"/>
         </w:rPr>
       </w:pPr>
+      <w:r>
+        <w:rPr>
+          <w:rFonts w:ascii="Times New Roman" w:hAnsi="Times New Roman" w:cs="Times New Roman"/>
+          <w:sz w:val="28"/>
+          <w:szCs w:val="28"/>
+        </w:rPr>
+        <w:t xml:space="preserve">Добавить 4…5 кнопок на панель </w:t>
+      </w:r>
     </w:p>
     <w:p>
       <w:pPr>
@@ -2100,6 +2190,1072 @@
           <w:szCs w:val="28"/>
         </w:rPr>
       </w:pPr>
+      <w:r>
+        <w:rPr>
+          <w:rFonts w:ascii="Times New Roman" w:hAnsi="Times New Roman" w:cs="Times New Roman"/>
+          <w:b/>
+          <w:bCs/>
+          <w:sz w:val="28"/>
+          <w:szCs w:val="28"/>
+        </w:rPr>
+        <w:t xml:space="preserve"> &lt;</w:t>
+      </w:r>
+      <w:proofErr w:type="spellStart"/>
+      <w:r>
+        <w:rPr>
+          <w:rFonts w:ascii="Times New Roman" w:hAnsi="Times New Roman" w:cs="Times New Roman"/>
+          <w:b/>
+          <w:bCs/>
+          <w:sz w:val="28"/>
+          <w:szCs w:val="28"/>
+          <w:lang w:val="en-US"/>
+        </w:rPr>
+        <w:t>StackPanel</w:t>
+      </w:r>
+      <w:proofErr w:type="spellEnd"/>
+      <w:r>
+        <w:rPr>
+          <w:rFonts w:ascii="Times New Roman" w:hAnsi="Times New Roman" w:cs="Times New Roman"/>
+          <w:b/>
+          <w:bCs/>
+          <w:sz w:val="28"/>
+          <w:szCs w:val="28"/>
+        </w:rPr>
+        <w:t>&gt;</w:t>
+      </w:r>
+    </w:p>
+    <w:p>
+      <w:pPr>
+        <w:spacing w:line="360" w:lineRule="auto"/>
+        <w:ind w:firstLine="709"/>
+        <w:contextualSpacing/>
+        <w:rPr>
+          <w:rFonts w:ascii="Times New Roman" w:hAnsi="Times New Roman" w:cs="Times New Roman"/>
+          <w:sz w:val="28"/>
+          <w:szCs w:val="28"/>
+          <w:lang w:val="en-US"/>
+        </w:rPr>
+      </w:pPr>
+      <w:r>
+        <w:rPr>
+          <w:rFonts w:ascii="Times New Roman" w:hAnsi="Times New Roman" w:cs="Times New Roman"/>
+          <w:b/>
+          <w:bCs/>
+          <w:sz w:val="28"/>
+          <w:szCs w:val="28"/>
+        </w:rPr>
+        <w:t xml:space="preserve">        </w:t>
+      </w:r>
+      <w:r>
+        <w:rPr>
+          <w:rFonts w:ascii="Times New Roman" w:hAnsi="Times New Roman" w:cs="Times New Roman"/>
+          <w:b/>
+          <w:bCs/>
+          <w:sz w:val="28"/>
+          <w:szCs w:val="28"/>
+          <w:lang w:val="en-US"/>
+        </w:rPr>
+        <w:t>&lt;Button Content="Button"/&gt;</w:t>
+      </w:r>
+    </w:p>
+    <w:p>
+      <w:pPr>
+        <w:spacing w:line="360" w:lineRule="auto"/>
+        <w:ind w:firstLine="709"/>
+        <w:contextualSpacing/>
+        <w:rPr>
+          <w:rFonts w:ascii="Times New Roman" w:hAnsi="Times New Roman" w:cs="Times New Roman"/>
+          <w:sz w:val="28"/>
+          <w:szCs w:val="28"/>
+          <w:lang w:val="en-US"/>
+        </w:rPr>
+      </w:pPr>
+      <w:r>
+        <w:rPr>
+          <w:rFonts w:ascii="Times New Roman" w:hAnsi="Times New Roman" w:cs="Times New Roman"/>
+          <w:b/>
+          <w:bCs/>
+          <w:sz w:val="28"/>
+          <w:szCs w:val="28"/>
+          <w:lang w:val="en-US"/>
+        </w:rPr>
+        <w:t xml:space="preserve">        &lt;Button Content="Button"/&gt;</w:t>
+      </w:r>
+    </w:p>
+    <w:p>
+      <w:pPr>
+        <w:spacing w:line="360" w:lineRule="auto"/>
+        <w:ind w:firstLine="709"/>
+        <w:contextualSpacing/>
+        <w:rPr>
+          <w:rFonts w:ascii="Times New Roman" w:hAnsi="Times New Roman" w:cs="Times New Roman"/>
+          <w:sz w:val="28"/>
+          <w:szCs w:val="28"/>
+          <w:lang w:val="en-US"/>
+        </w:rPr>
+      </w:pPr>
+      <w:r>
+        <w:rPr>
+          <w:rFonts w:ascii="Times New Roman" w:hAnsi="Times New Roman" w:cs="Times New Roman"/>
+          <w:b/>
+          <w:bCs/>
+          <w:sz w:val="28"/>
+          <w:szCs w:val="28"/>
+          <w:lang w:val="en-US"/>
+        </w:rPr>
+        <w:t>…</w:t>
+      </w:r>
+    </w:p>
+    <w:p>
+      <w:pPr>
+        <w:spacing w:line="360" w:lineRule="auto"/>
+        <w:ind w:firstLine="709"/>
+        <w:contextualSpacing/>
+        <w:rPr>
+          <w:rFonts w:ascii="Times New Roman" w:hAnsi="Times New Roman" w:cs="Times New Roman"/>
+          <w:sz w:val="28"/>
+          <w:szCs w:val="28"/>
+          <w:lang w:val="en-US"/>
+        </w:rPr>
+      </w:pPr>
+      <w:r>
+        <w:rPr>
+          <w:rFonts w:ascii="Times New Roman" w:hAnsi="Times New Roman" w:cs="Times New Roman"/>
+          <w:b/>
+          <w:bCs/>
+          <w:sz w:val="28"/>
+          <w:szCs w:val="28"/>
+          <w:lang w:val="en-US"/>
+        </w:rPr>
+        <w:t xml:space="preserve">    &lt;/</w:t>
+      </w:r>
+      <w:proofErr w:type="spellStart"/>
+      <w:r>
+        <w:rPr>
+          <w:rFonts w:ascii="Times New Roman" w:hAnsi="Times New Roman" w:cs="Times New Roman"/>
+          <w:b/>
+          <w:bCs/>
+          <w:sz w:val="28"/>
+          <w:szCs w:val="28"/>
+          <w:lang w:val="en-US"/>
+        </w:rPr>
+        <w:t>StackPanel</w:t>
+      </w:r>
+      <w:proofErr w:type="spellEnd"/>
+      <w:r>
+        <w:rPr>
+          <w:rFonts w:ascii="Times New Roman" w:hAnsi="Times New Roman" w:cs="Times New Roman"/>
+          <w:b/>
+          <w:bCs/>
+          <w:sz w:val="28"/>
+          <w:szCs w:val="28"/>
+          <w:lang w:val="en-US"/>
+        </w:rPr>
+        <w:t>&gt;</w:t>
+      </w:r>
+    </w:p>
+    <w:p>
+      <w:pPr>
+        <w:spacing w:line="360" w:lineRule="auto"/>
+        <w:ind w:firstLine="709"/>
+        <w:contextualSpacing/>
+        <w:rPr>
+          <w:rFonts w:ascii="Times New Roman" w:hAnsi="Times New Roman" w:cs="Times New Roman"/>
+          <w:sz w:val="28"/>
+          <w:szCs w:val="28"/>
+          <w:lang w:val="en-US"/>
+        </w:rPr>
+      </w:pPr>
+      <w:r>
+        <w:rPr>
+          <w:rFonts w:ascii="Times New Roman" w:hAnsi="Times New Roman" w:cs="Times New Roman"/>
+          <w:sz w:val="28"/>
+          <w:szCs w:val="28"/>
+        </w:rPr>
+        <w:t>Изменить</w:t>
+      </w:r>
+      <w:r>
+        <w:rPr>
+          <w:rFonts w:ascii="Times New Roman" w:hAnsi="Times New Roman" w:cs="Times New Roman"/>
+          <w:sz w:val="28"/>
+          <w:szCs w:val="28"/>
+          <w:lang w:val="en-US"/>
+        </w:rPr>
+        <w:t xml:space="preserve"> </w:t>
+      </w:r>
+      <w:r>
+        <w:rPr>
+          <w:rFonts w:ascii="Times New Roman" w:hAnsi="Times New Roman" w:cs="Times New Roman"/>
+          <w:sz w:val="28"/>
+          <w:szCs w:val="28"/>
+        </w:rPr>
+        <w:t>свойство</w:t>
+      </w:r>
+      <w:r>
+        <w:rPr>
+          <w:rFonts w:ascii="Times New Roman" w:hAnsi="Times New Roman" w:cs="Times New Roman"/>
+          <w:sz w:val="28"/>
+          <w:szCs w:val="28"/>
+          <w:lang w:val="en-US"/>
+        </w:rPr>
+        <w:t xml:space="preserve"> </w:t>
+      </w:r>
+      <w:r>
+        <w:rPr>
+          <w:rFonts w:ascii="Times New Roman" w:hAnsi="Times New Roman" w:cs="Times New Roman"/>
+          <w:b/>
+          <w:bCs/>
+          <w:sz w:val="28"/>
+          <w:szCs w:val="28"/>
+          <w:lang w:val="en-US"/>
+        </w:rPr>
+        <w:t>Orientation</w:t>
+      </w:r>
+      <w:r>
+        <w:rPr>
+          <w:rFonts w:ascii="Times New Roman" w:hAnsi="Times New Roman" w:cs="Times New Roman"/>
+          <w:sz w:val="28"/>
+          <w:szCs w:val="28"/>
+          <w:lang w:val="en-US"/>
+        </w:rPr>
+        <w:t xml:space="preserve"> </w:t>
+      </w:r>
+      <w:r>
+        <w:rPr>
+          <w:rFonts w:ascii="Times New Roman" w:hAnsi="Times New Roman" w:cs="Times New Roman"/>
+          <w:b/>
+          <w:bCs/>
+          <w:sz w:val="28"/>
+          <w:szCs w:val="28"/>
+          <w:lang w:val="en-US"/>
+        </w:rPr>
+        <w:t>&lt;</w:t>
+      </w:r>
+      <w:proofErr w:type="spellStart"/>
+      <w:r>
+        <w:rPr>
+          <w:rFonts w:ascii="Times New Roman" w:hAnsi="Times New Roman" w:cs="Times New Roman"/>
+          <w:b/>
+          <w:bCs/>
+          <w:sz w:val="28"/>
+          <w:szCs w:val="28"/>
+          <w:lang w:val="en-US"/>
+        </w:rPr>
+        <w:t>StackPanel</w:t>
+      </w:r>
+      <w:proofErr w:type="spellEnd"/>
+      <w:r>
+        <w:rPr>
+          <w:rFonts w:ascii="Times New Roman" w:hAnsi="Times New Roman" w:cs="Times New Roman"/>
+          <w:b/>
+          <w:bCs/>
+          <w:sz w:val="28"/>
+          <w:szCs w:val="28"/>
+          <w:lang w:val="en-US"/>
+        </w:rPr>
+        <w:t xml:space="preserve"> </w:t>
+      </w:r>
+      <w:r>
+        <w:rPr>
+          <w:rFonts w:ascii="Times New Roman" w:hAnsi="Times New Roman" w:cs="Times New Roman"/>
+          <w:b/>
+          <w:bCs/>
+          <w:sz w:val="28"/>
+          <w:szCs w:val="28"/>
+          <w:lang w:val="en-US"/>
+        </w:rPr>
+        <w:t>O</w:t>
+      </w:r>
+      <w:r>
+        <w:rPr>
+          <w:rFonts w:ascii="Times New Roman" w:hAnsi="Times New Roman" w:cs="Times New Roman"/>
+          <w:b/>
+          <w:bCs/>
+          <w:sz w:val="28"/>
+          <w:szCs w:val="28"/>
+          <w:lang w:val="en-US"/>
+        </w:rPr>
+        <w:t>rientation</w:t>
+      </w:r>
+      <w:r>
+        <w:rPr>
+          <w:rFonts w:ascii="Times New Roman" w:hAnsi="Times New Roman" w:cs="Times New Roman"/>
+          <w:b/>
+          <w:bCs/>
+          <w:sz w:val="28"/>
+          <w:szCs w:val="28"/>
+          <w:lang w:val="en-US"/>
+        </w:rPr>
+        <w:t xml:space="preserve"> </w:t>
+      </w:r>
+      <w:r>
+        <w:rPr>
+          <w:rFonts w:ascii="Times New Roman" w:hAnsi="Times New Roman" w:cs="Times New Roman"/>
+          <w:b/>
+          <w:bCs/>
+          <w:sz w:val="28"/>
+          <w:szCs w:val="28"/>
+          <w:lang w:val="en-US"/>
+        </w:rPr>
+        <w:t>=</w:t>
+      </w:r>
+      <w:r>
+        <w:rPr>
+          <w:rFonts w:ascii="Times New Roman" w:hAnsi="Times New Roman" w:cs="Times New Roman"/>
+          <w:b/>
+          <w:bCs/>
+          <w:sz w:val="28"/>
+          <w:szCs w:val="28"/>
+          <w:lang w:val="en-US"/>
+        </w:rPr>
+        <w:t xml:space="preserve"> </w:t>
+      </w:r>
+      <w:r>
+        <w:rPr>
+          <w:rFonts w:ascii="Times New Roman" w:hAnsi="Times New Roman" w:cs="Times New Roman"/>
+          <w:b/>
+          <w:bCs/>
+          <w:sz w:val="28"/>
+          <w:szCs w:val="28"/>
+          <w:lang w:val="en-US"/>
+        </w:rPr>
+        <w:t>"Horizontal"&gt;</w:t>
+      </w:r>
+    </w:p>
+    <w:p>
+      <w:pPr>
+        <w:spacing w:line="360" w:lineRule="auto"/>
+        <w:contextualSpacing/>
+        <w:jc w:val="center"/>
+        <w:rPr>
+          <w:rFonts w:ascii="Times New Roman" w:hAnsi="Times New Roman" w:cs="Times New Roman"/>
+          <w:sz w:val="28"/>
+          <w:szCs w:val="28"/>
+          <w:lang w:val="en-US"/>
+        </w:rPr>
+      </w:pPr>
+      <w:r>
+        <w:rPr>
+          <w:rFonts w:ascii="Times New Roman" w:hAnsi="Times New Roman" w:cs="Times New Roman"/>
+          <w:sz w:val="28"/>
+          <w:szCs w:val="28"/>
+          <w:lang w:val="en-US"/>
+        </w:rPr>
+        <w:lastRenderedPageBreak/>
+        <w:drawing>
+          <wp:inline distT="0" distB="0" distL="0" distR="0" wp14:anchorId="5A2B5DF9" wp14:editId="3362C143">
+            <wp:extent cx="5041265" cy="4166116"/>
+            <wp:effectExtent l="0" t="0" r="6985" b="6350"/>
+            <wp:docPr id="549259848" name="Рисунок 1"/>
+            <wp:cNvGraphicFramePr>
+              <a:graphicFrameLocks xmlns:a="http://schemas.openxmlformats.org/drawingml/2006/main" noChangeAspect="1"/>
+            </wp:cNvGraphicFramePr>
+            <a:graphic xmlns:a="http://schemas.openxmlformats.org/drawingml/2006/main">
+              <a:graphicData uri="http://schemas.openxmlformats.org/drawingml/2006/picture">
+                <pic:pic xmlns:pic="http://schemas.openxmlformats.org/drawingml/2006/picture">
+                  <pic:nvPicPr>
+                    <pic:cNvPr id="549259848" name=""/>
+                    <pic:cNvPicPr/>
+                  </pic:nvPicPr>
+                  <pic:blipFill>
+                    <a:blip r:embed="rId18"/>
+                    <a:stretch>
+                      <a:fillRect/>
+                    </a:stretch>
+                  </pic:blipFill>
+                  <pic:spPr>
+                    <a:xfrm>
+                      <a:off x="0" y="0"/>
+                      <a:ext cx="5044938" cy="4169151"/>
+                    </a:xfrm>
+                    <a:prstGeom prst="rect">
+                      <a:avLst/>
+                    </a:prstGeom>
+                  </pic:spPr>
+                </pic:pic>
+              </a:graphicData>
+            </a:graphic>
+          </wp:inline>
+        </w:drawing>
+      </w:r>
+    </w:p>
+    <w:p>
+      <w:pPr>
+        <w:spacing w:line="360" w:lineRule="auto"/>
+        <w:ind w:firstLine="709"/>
+        <w:contextualSpacing/>
+        <w:rPr>
+          <w:rFonts w:ascii="Times New Roman" w:hAnsi="Times New Roman" w:cs="Times New Roman"/>
+          <w:sz w:val="28"/>
+          <w:szCs w:val="28"/>
+        </w:rPr>
+      </w:pPr>
+      <w:r>
+        <w:rPr>
+          <w:rFonts w:ascii="Times New Roman" w:hAnsi="Times New Roman" w:cs="Times New Roman"/>
+          <w:sz w:val="28"/>
+          <w:szCs w:val="28"/>
+        </w:rPr>
+        <w:t xml:space="preserve">Повернуть две кнопки на 25º в режимах </w:t>
+      </w:r>
+      <w:proofErr w:type="spellStart"/>
+      <w:r>
+        <w:rPr>
+          <w:rFonts w:ascii="Times New Roman" w:hAnsi="Times New Roman" w:cs="Times New Roman"/>
+          <w:b/>
+          <w:bCs/>
+          <w:sz w:val="28"/>
+          <w:szCs w:val="28"/>
+          <w:lang w:val="en-US"/>
+        </w:rPr>
+        <w:t>RenderTransform</w:t>
+      </w:r>
+      <w:proofErr w:type="spellEnd"/>
+      <w:r>
+        <w:rPr>
+          <w:rFonts w:ascii="Times New Roman" w:hAnsi="Times New Roman" w:cs="Times New Roman"/>
+          <w:b/>
+          <w:bCs/>
+          <w:sz w:val="28"/>
+          <w:szCs w:val="28"/>
+        </w:rPr>
+        <w:t xml:space="preserve"> </w:t>
+      </w:r>
+      <w:r>
+        <w:rPr>
+          <w:rFonts w:ascii="Times New Roman" w:hAnsi="Times New Roman" w:cs="Times New Roman"/>
+          <w:sz w:val="28"/>
+          <w:szCs w:val="28"/>
+        </w:rPr>
+        <w:t>и</w:t>
+      </w:r>
+      <w:r>
+        <w:rPr>
+          <w:rFonts w:ascii="Times New Roman" w:hAnsi="Times New Roman" w:cs="Times New Roman"/>
+          <w:b/>
+          <w:bCs/>
+          <w:sz w:val="28"/>
+          <w:szCs w:val="28"/>
+        </w:rPr>
+        <w:t xml:space="preserve"> </w:t>
+      </w:r>
+      <w:proofErr w:type="spellStart"/>
+      <w:r>
+        <w:rPr>
+          <w:rFonts w:ascii="Times New Roman" w:hAnsi="Times New Roman" w:cs="Times New Roman"/>
+          <w:b/>
+          <w:bCs/>
+          <w:sz w:val="28"/>
+          <w:szCs w:val="28"/>
+          <w:lang w:val="en-US"/>
+        </w:rPr>
+        <w:t>LayoutTransform</w:t>
+      </w:r>
+      <w:proofErr w:type="spellEnd"/>
+      <w:r>
+        <w:rPr>
+          <w:rFonts w:ascii="Times New Roman" w:hAnsi="Times New Roman" w:cs="Times New Roman"/>
+          <w:sz w:val="28"/>
+          <w:szCs w:val="28"/>
+        </w:rPr>
+        <w:t xml:space="preserve">,  одну на 90º в режиме </w:t>
+      </w:r>
+      <w:proofErr w:type="spellStart"/>
+      <w:r>
+        <w:rPr>
+          <w:rFonts w:ascii="Times New Roman" w:hAnsi="Times New Roman" w:cs="Times New Roman"/>
+          <w:b/>
+          <w:bCs/>
+          <w:sz w:val="28"/>
+          <w:szCs w:val="28"/>
+          <w:lang w:val="en-US"/>
+        </w:rPr>
+        <w:t>LayoutTransform</w:t>
+      </w:r>
+      <w:proofErr w:type="spellEnd"/>
+      <w:r>
+        <w:rPr>
+          <w:rFonts w:ascii="Times New Roman" w:hAnsi="Times New Roman" w:cs="Times New Roman"/>
+          <w:sz w:val="28"/>
+          <w:szCs w:val="28"/>
+        </w:rPr>
+        <w:t>. Листинг кода:</w:t>
+      </w:r>
+    </w:p>
+    <w:p>
+      <w:pPr>
+        <w:spacing w:line="360" w:lineRule="auto"/>
+        <w:contextualSpacing/>
+        <w:jc w:val="center"/>
+        <w:rPr>
+          <w:rFonts w:ascii="Times New Roman" w:hAnsi="Times New Roman" w:cs="Times New Roman"/>
+          <w:sz w:val="28"/>
+          <w:szCs w:val="28"/>
+        </w:rPr>
+      </w:pPr>
+      <w:r>
+        <w:rPr>
+          <w:noProof/>
+        </w:rPr>
+        <w:drawing>
+          <wp:inline distT="0" distB="0" distL="0" distR="0" wp14:anchorId="11CFD778" wp14:editId="719585EA">
+            <wp:extent cx="4694527" cy="3990975"/>
+            <wp:effectExtent l="0" t="0" r="0" b="0"/>
+            <wp:docPr id="194525748" name="Рисунок 1"/>
+            <wp:cNvGraphicFramePr>
+              <a:graphicFrameLocks xmlns:a="http://schemas.openxmlformats.org/drawingml/2006/main" noChangeAspect="1"/>
+            </wp:cNvGraphicFramePr>
+            <a:graphic xmlns:a="http://schemas.openxmlformats.org/drawingml/2006/main">
+              <a:graphicData uri="http://schemas.openxmlformats.org/drawingml/2006/picture">
+                <pic:pic xmlns:pic="http://schemas.openxmlformats.org/drawingml/2006/picture">
+                  <pic:nvPicPr>
+                    <pic:cNvPr id="194525748" name=""/>
+                    <pic:cNvPicPr/>
+                  </pic:nvPicPr>
+                  <pic:blipFill>
+                    <a:blip r:embed="rId19"/>
+                    <a:stretch>
+                      <a:fillRect/>
+                    </a:stretch>
+                  </pic:blipFill>
+                  <pic:spPr>
+                    <a:xfrm>
+                      <a:off x="0" y="0"/>
+                      <a:ext cx="4696540" cy="3992687"/>
+                    </a:xfrm>
+                    <a:prstGeom prst="rect">
+                      <a:avLst/>
+                    </a:prstGeom>
+                  </pic:spPr>
+                </pic:pic>
+              </a:graphicData>
+            </a:graphic>
+          </wp:inline>
+        </w:drawing>
+      </w:r>
+    </w:p>
+    <w:p>
+      <w:pPr>
+        <w:spacing w:line="360" w:lineRule="auto"/>
+        <w:ind w:firstLine="709"/>
+        <w:contextualSpacing/>
+        <w:rPr>
+          <w:rFonts w:ascii="Times New Roman" w:hAnsi="Times New Roman" w:cs="Times New Roman"/>
+          <w:sz w:val="28"/>
+          <w:szCs w:val="28"/>
+        </w:rPr>
+      </w:pPr>
+      <w:r>
+        <w:rPr>
+          <w:rFonts w:ascii="Times New Roman" w:hAnsi="Times New Roman" w:cs="Times New Roman"/>
+          <w:sz w:val="28"/>
+          <w:szCs w:val="28"/>
+        </w:rPr>
+        <w:lastRenderedPageBreak/>
+        <w:t xml:space="preserve">Создайте </w:t>
+      </w:r>
+      <w:proofErr w:type="spellStart"/>
+      <w:r>
+        <w:rPr>
+          <w:rFonts w:ascii="Times New Roman" w:hAnsi="Times New Roman" w:cs="Times New Roman"/>
+          <w:b/>
+          <w:bCs/>
+          <w:sz w:val="28"/>
+          <w:szCs w:val="28"/>
+        </w:rPr>
+        <w:t>WrapPanel</w:t>
+      </w:r>
+      <w:proofErr w:type="spellEnd"/>
+      <w:r>
+        <w:rPr>
+          <w:rFonts w:ascii="Times New Roman" w:hAnsi="Times New Roman" w:cs="Times New Roman"/>
+          <w:sz w:val="28"/>
+          <w:szCs w:val="28"/>
+        </w:rPr>
+        <w:t xml:space="preserve">, добавьте 6 кнопок, измените значения для свойств </w:t>
+      </w:r>
+      <w:r>
+        <w:rPr>
+          <w:rFonts w:ascii="Times New Roman" w:hAnsi="Times New Roman" w:cs="Times New Roman"/>
+          <w:b/>
+          <w:bCs/>
+          <w:sz w:val="28"/>
+          <w:szCs w:val="28"/>
+          <w:lang w:val="en-US"/>
+        </w:rPr>
+        <w:t>Orientation</w:t>
+      </w:r>
+      <w:r>
+        <w:rPr>
+          <w:rFonts w:ascii="Times New Roman" w:hAnsi="Times New Roman" w:cs="Times New Roman"/>
+          <w:b/>
+          <w:bCs/>
+          <w:sz w:val="28"/>
+          <w:szCs w:val="28"/>
+        </w:rPr>
+        <w:t xml:space="preserve">, </w:t>
+      </w:r>
+      <w:r>
+        <w:rPr>
+          <w:rFonts w:ascii="Times New Roman" w:hAnsi="Times New Roman" w:cs="Times New Roman"/>
+          <w:b/>
+          <w:bCs/>
+          <w:sz w:val="28"/>
+          <w:szCs w:val="28"/>
+          <w:lang w:val="en-US"/>
+        </w:rPr>
+        <w:t>Margin</w:t>
+      </w:r>
+      <w:r>
+        <w:rPr>
+          <w:rFonts w:ascii="Times New Roman" w:hAnsi="Times New Roman" w:cs="Times New Roman"/>
+          <w:b/>
+          <w:bCs/>
+          <w:sz w:val="28"/>
+          <w:szCs w:val="28"/>
+        </w:rPr>
+        <w:t xml:space="preserve"> </w:t>
+      </w:r>
+      <w:r>
+        <w:rPr>
+          <w:rFonts w:ascii="Times New Roman" w:hAnsi="Times New Roman" w:cs="Times New Roman"/>
+          <w:sz w:val="28"/>
+          <w:szCs w:val="28"/>
+        </w:rPr>
+        <w:t xml:space="preserve">в листинге - </w:t>
+      </w:r>
+      <w:r>
+        <w:rPr>
+          <w:rFonts w:ascii="Times New Roman" w:hAnsi="Times New Roman" w:cs="Times New Roman"/>
+          <w:b/>
+          <w:bCs/>
+          <w:sz w:val="28"/>
+          <w:szCs w:val="28"/>
+        </w:rPr>
+        <w:t xml:space="preserve">"...", </w:t>
+      </w:r>
+      <w:r>
+        <w:rPr>
+          <w:rFonts w:ascii="Times New Roman" w:hAnsi="Times New Roman" w:cs="Times New Roman"/>
+          <w:sz w:val="28"/>
+          <w:szCs w:val="28"/>
+        </w:rPr>
+        <w:t>сделайте скриншоты и выводы.</w:t>
+      </w:r>
+    </w:p>
+    <w:p>
+      <w:pPr>
+        <w:spacing w:line="360" w:lineRule="auto"/>
+        <w:contextualSpacing/>
+        <w:jc w:val="center"/>
+        <w:rPr>
+          <w:rFonts w:ascii="Times New Roman" w:hAnsi="Times New Roman" w:cs="Times New Roman"/>
+          <w:sz w:val="28"/>
+          <w:szCs w:val="28"/>
+        </w:rPr>
+      </w:pPr>
+      <w:r>
+        <w:rPr>
+          <w:rFonts w:ascii="Times New Roman" w:hAnsi="Times New Roman" w:cs="Times New Roman"/>
+          <w:sz w:val="28"/>
+          <w:szCs w:val="28"/>
+        </w:rPr>
+        <w:drawing>
+          <wp:inline distT="0" distB="0" distL="0" distR="0" wp14:anchorId="5988E88B" wp14:editId="11DF27FF">
+            <wp:extent cx="4873625" cy="3906714"/>
+            <wp:effectExtent l="0" t="0" r="3175" b="0"/>
+            <wp:docPr id="1501817030" name="Рисунок 1"/>
+            <wp:cNvGraphicFramePr>
+              <a:graphicFrameLocks xmlns:a="http://schemas.openxmlformats.org/drawingml/2006/main" noChangeAspect="1"/>
+            </wp:cNvGraphicFramePr>
+            <a:graphic xmlns:a="http://schemas.openxmlformats.org/drawingml/2006/main">
+              <a:graphicData uri="http://schemas.openxmlformats.org/drawingml/2006/picture">
+                <pic:pic xmlns:pic="http://schemas.openxmlformats.org/drawingml/2006/picture">
+                  <pic:nvPicPr>
+                    <pic:cNvPr id="1501817030" name=""/>
+                    <pic:cNvPicPr/>
+                  </pic:nvPicPr>
+                  <pic:blipFill>
+                    <a:blip r:embed="rId20"/>
+                    <a:stretch>
+                      <a:fillRect/>
+                    </a:stretch>
+                  </pic:blipFill>
+                  <pic:spPr>
+                    <a:xfrm>
+                      <a:off x="0" y="0"/>
+                      <a:ext cx="4876667" cy="3909152"/>
+                    </a:xfrm>
+                    <a:prstGeom prst="rect">
+                      <a:avLst/>
+                    </a:prstGeom>
+                  </pic:spPr>
+                </pic:pic>
+              </a:graphicData>
+            </a:graphic>
+          </wp:inline>
+        </w:drawing>
+      </w:r>
+    </w:p>
+    <w:p>
+      <w:pPr>
+        <w:spacing w:line="360" w:lineRule="auto"/>
+        <w:ind w:firstLine="709"/>
+        <w:contextualSpacing/>
+        <w:rPr>
+          <w:rFonts w:ascii="Times New Roman" w:hAnsi="Times New Roman" w:cs="Times New Roman"/>
+          <w:sz w:val="28"/>
+          <w:szCs w:val="28"/>
+        </w:rPr>
+      </w:pPr>
+      <w:r>
+        <w:rPr>
+          <w:rFonts w:ascii="Times New Roman" w:hAnsi="Times New Roman" w:cs="Times New Roman"/>
+          <w:sz w:val="28"/>
+          <w:szCs w:val="28"/>
+        </w:rPr>
+        <w:t xml:space="preserve">Создать пять кнопок на панели </w:t>
+      </w:r>
+      <w:proofErr w:type="spellStart"/>
+      <w:r>
+        <w:rPr>
+          <w:rFonts w:ascii="Times New Roman" w:hAnsi="Times New Roman" w:cs="Times New Roman"/>
+          <w:sz w:val="28"/>
+          <w:szCs w:val="28"/>
+        </w:rPr>
+        <w:t>DockPanel</w:t>
+      </w:r>
+      <w:proofErr w:type="spellEnd"/>
+      <w:r>
+        <w:rPr>
+          <w:rFonts w:ascii="Times New Roman" w:hAnsi="Times New Roman" w:cs="Times New Roman"/>
+          <w:sz w:val="28"/>
+          <w:szCs w:val="28"/>
+        </w:rPr>
+        <w:t>. Порядок добавления кнопок на панель обозначен числом (и цветом)</w:t>
+      </w:r>
+    </w:p>
+    <w:p>
+      <w:pPr>
+        <w:spacing w:line="360" w:lineRule="auto"/>
+        <w:contextualSpacing/>
+        <w:jc w:val="center"/>
+        <w:rPr>
+          <w:rFonts w:ascii="Times New Roman" w:hAnsi="Times New Roman" w:cs="Times New Roman"/>
+          <w:sz w:val="28"/>
+          <w:szCs w:val="28"/>
+        </w:rPr>
+      </w:pPr>
+      <w:r>
+        <w:rPr>
+          <w:rFonts w:ascii="Times New Roman" w:hAnsi="Times New Roman" w:cs="Times New Roman"/>
+          <w:sz w:val="28"/>
+          <w:szCs w:val="28"/>
+        </w:rPr>
+        <w:drawing>
+          <wp:inline distT="0" distB="0" distL="0" distR="0" wp14:anchorId="74E05C44" wp14:editId="351458D1">
+            <wp:extent cx="4996106" cy="3467100"/>
+            <wp:effectExtent l="0" t="0" r="0" b="0"/>
+            <wp:docPr id="565402366" name="Рисунок 1"/>
+            <wp:cNvGraphicFramePr>
+              <a:graphicFrameLocks xmlns:a="http://schemas.openxmlformats.org/drawingml/2006/main" noChangeAspect="1"/>
+            </wp:cNvGraphicFramePr>
+            <a:graphic xmlns:a="http://schemas.openxmlformats.org/drawingml/2006/main">
+              <a:graphicData uri="http://schemas.openxmlformats.org/drawingml/2006/picture">
+                <pic:pic xmlns:pic="http://schemas.openxmlformats.org/drawingml/2006/picture">
+                  <pic:nvPicPr>
+                    <pic:cNvPr id="565402366" name=""/>
+                    <pic:cNvPicPr/>
+                  </pic:nvPicPr>
+                  <pic:blipFill>
+                    <a:blip r:embed="rId21"/>
+                    <a:stretch>
+                      <a:fillRect/>
+                    </a:stretch>
+                  </pic:blipFill>
+                  <pic:spPr>
+                    <a:xfrm>
+                      <a:off x="0" y="0"/>
+                      <a:ext cx="4998882" cy="3469027"/>
+                    </a:xfrm>
+                    <a:prstGeom prst="rect">
+                      <a:avLst/>
+                    </a:prstGeom>
+                  </pic:spPr>
+                </pic:pic>
+              </a:graphicData>
+            </a:graphic>
+          </wp:inline>
+        </w:drawing>
+      </w:r>
+    </w:p>
+    <w:p>
+      <w:pPr>
+        <w:spacing w:line="360" w:lineRule="auto"/>
+        <w:ind w:firstLine="709"/>
+        <w:contextualSpacing/>
+        <w:rPr>
+          <w:rFonts w:ascii="Times New Roman" w:hAnsi="Times New Roman" w:cs="Times New Roman"/>
+          <w:sz w:val="28"/>
+          <w:szCs w:val="28"/>
+        </w:rPr>
+      </w:pPr>
+      <w:r>
+        <w:rPr>
+          <w:rFonts w:ascii="Times New Roman" w:hAnsi="Times New Roman" w:cs="Times New Roman"/>
+          <w:sz w:val="28"/>
+          <w:szCs w:val="28"/>
+        </w:rPr>
+        <w:lastRenderedPageBreak/>
+        <w:t>Изменить порядок добавления кнопок (обозначенном числом и цветом)</w:t>
+      </w:r>
+    </w:p>
+    <w:p>
+      <w:pPr>
+        <w:spacing w:line="360" w:lineRule="auto"/>
+        <w:contextualSpacing/>
+        <w:jc w:val="center"/>
+        <w:rPr>
+          <w:rFonts w:ascii="Times New Roman" w:hAnsi="Times New Roman" w:cs="Times New Roman"/>
+          <w:sz w:val="28"/>
+          <w:szCs w:val="28"/>
+        </w:rPr>
+      </w:pPr>
+      <w:r>
+        <w:rPr>
+          <w:noProof/>
+        </w:rPr>
+        <w:drawing>
+          <wp:inline distT="0" distB="0" distL="0" distR="0" wp14:anchorId="103D1065" wp14:editId="55E81D5F">
+            <wp:extent cx="4995545" cy="3614628"/>
+            <wp:effectExtent l="0" t="0" r="0" b="5080"/>
+            <wp:docPr id="1391039267" name="Рисунок 1"/>
+            <wp:cNvGraphicFramePr>
+              <a:graphicFrameLocks xmlns:a="http://schemas.openxmlformats.org/drawingml/2006/main" noChangeAspect="1"/>
+            </wp:cNvGraphicFramePr>
+            <a:graphic xmlns:a="http://schemas.openxmlformats.org/drawingml/2006/main">
+              <a:graphicData uri="http://schemas.openxmlformats.org/drawingml/2006/picture">
+                <pic:pic xmlns:pic="http://schemas.openxmlformats.org/drawingml/2006/picture">
+                  <pic:nvPicPr>
+                    <pic:cNvPr id="1391039267" name=""/>
+                    <pic:cNvPicPr/>
+                  </pic:nvPicPr>
+                  <pic:blipFill>
+                    <a:blip r:embed="rId22"/>
+                    <a:stretch>
+                      <a:fillRect/>
+                    </a:stretch>
+                  </pic:blipFill>
+                  <pic:spPr>
+                    <a:xfrm>
+                      <a:off x="0" y="0"/>
+                      <a:ext cx="4999555" cy="3617529"/>
+                    </a:xfrm>
+                    <a:prstGeom prst="rect">
+                      <a:avLst/>
+                    </a:prstGeom>
+                  </pic:spPr>
+                </pic:pic>
+              </a:graphicData>
+            </a:graphic>
+          </wp:inline>
+        </w:drawing>
+      </w:r>
+    </w:p>
+    <w:p>
+      <w:pPr>
+        <w:spacing w:line="360" w:lineRule="auto"/>
+        <w:ind w:firstLine="709"/>
+        <w:contextualSpacing/>
+        <w:rPr>
+          <w:rFonts w:ascii="Times New Roman" w:hAnsi="Times New Roman" w:cs="Times New Roman"/>
+          <w:sz w:val="28"/>
+          <w:szCs w:val="28"/>
+        </w:rPr>
+      </w:pPr>
+      <w:r>
+        <w:rPr>
+          <w:rFonts w:ascii="Times New Roman" w:hAnsi="Times New Roman" w:cs="Times New Roman"/>
+          <w:sz w:val="28"/>
+          <w:szCs w:val="28"/>
+        </w:rPr>
+        <w:t xml:space="preserve">Создать </w:t>
+      </w:r>
+      <w:proofErr w:type="spellStart"/>
+      <w:r>
+        <w:rPr>
+          <w:rFonts w:ascii="Times New Roman" w:hAnsi="Times New Roman" w:cs="Times New Roman"/>
+          <w:sz w:val="28"/>
+          <w:szCs w:val="28"/>
+        </w:rPr>
+        <w:t>DоскРаnеl</w:t>
+      </w:r>
+      <w:proofErr w:type="spellEnd"/>
+      <w:r>
+        <w:rPr>
+          <w:rFonts w:ascii="Times New Roman" w:hAnsi="Times New Roman" w:cs="Times New Roman"/>
+          <w:sz w:val="28"/>
+          <w:szCs w:val="28"/>
+        </w:rPr>
+        <w:t xml:space="preserve"> с восьмью дочерними элементами — три слева, два сверху, два снизу и один заполняет оставшееся пространство. </w:t>
+      </w:r>
+    </w:p>
+    <w:p>
+      <w:pPr>
+        <w:spacing w:line="360" w:lineRule="auto"/>
+        <w:contextualSpacing/>
+        <w:jc w:val="center"/>
+        <w:rPr>
+          <w:rFonts w:ascii="Times New Roman" w:hAnsi="Times New Roman" w:cs="Times New Roman"/>
+          <w:sz w:val="28"/>
+          <w:szCs w:val="28"/>
+        </w:rPr>
+      </w:pPr>
+      <w:r>
+        <w:rPr>
+          <w:rFonts w:ascii="Times New Roman" w:hAnsi="Times New Roman" w:cs="Times New Roman"/>
+          <w:sz w:val="28"/>
+          <w:szCs w:val="28"/>
+        </w:rPr>
+        <w:drawing>
+          <wp:inline distT="0" distB="0" distL="0" distR="0" wp14:anchorId="0832A687" wp14:editId="41007223">
+            <wp:extent cx="4744085" cy="3191798"/>
+            <wp:effectExtent l="0" t="0" r="0" b="8890"/>
+            <wp:docPr id="149982102" name="Рисунок 1"/>
+            <wp:cNvGraphicFramePr>
+              <a:graphicFrameLocks xmlns:a="http://schemas.openxmlformats.org/drawingml/2006/main" noChangeAspect="1"/>
+            </wp:cNvGraphicFramePr>
+            <a:graphic xmlns:a="http://schemas.openxmlformats.org/drawingml/2006/main">
+              <a:graphicData uri="http://schemas.openxmlformats.org/drawingml/2006/picture">
+                <pic:pic xmlns:pic="http://schemas.openxmlformats.org/drawingml/2006/picture">
+                  <pic:nvPicPr>
+                    <pic:cNvPr id="149982102" name=""/>
+                    <pic:cNvPicPr/>
+                  </pic:nvPicPr>
+                  <pic:blipFill>
+                    <a:blip r:embed="rId23"/>
+                    <a:stretch>
+                      <a:fillRect/>
+                    </a:stretch>
+                  </pic:blipFill>
+                  <pic:spPr>
+                    <a:xfrm>
+                      <a:off x="0" y="0"/>
+                      <a:ext cx="4750991" cy="3196444"/>
+                    </a:xfrm>
+                    <a:prstGeom prst="rect">
+                      <a:avLst/>
+                    </a:prstGeom>
+                  </pic:spPr>
+                </pic:pic>
+              </a:graphicData>
+            </a:graphic>
+          </wp:inline>
+        </w:drawing>
+      </w:r>
+    </w:p>
+    <w:p>
+      <w:pPr>
+        <w:spacing w:line="360" w:lineRule="auto"/>
+        <w:ind w:firstLine="709"/>
+        <w:contextualSpacing/>
+        <w:rPr>
+          <w:rFonts w:ascii="Times New Roman" w:hAnsi="Times New Roman" w:cs="Times New Roman"/>
+          <w:sz w:val="28"/>
+          <w:szCs w:val="28"/>
+        </w:rPr>
+      </w:pPr>
+      <w:r>
+        <w:rPr>
+          <w:rFonts w:ascii="Times New Roman" w:hAnsi="Times New Roman" w:cs="Times New Roman"/>
+          <w:sz w:val="28"/>
+          <w:szCs w:val="28"/>
+        </w:rPr>
+        <w:t xml:space="preserve">С помощью панели </w:t>
+      </w:r>
+      <w:r>
+        <w:rPr>
+          <w:rFonts w:ascii="Times New Roman" w:hAnsi="Times New Roman" w:cs="Times New Roman"/>
+          <w:b/>
+          <w:bCs/>
+          <w:sz w:val="28"/>
+          <w:szCs w:val="28"/>
+        </w:rPr>
+        <w:t>Grid</w:t>
+      </w:r>
+      <w:r>
+        <w:rPr>
+          <w:rFonts w:ascii="Times New Roman" w:hAnsi="Times New Roman" w:cs="Times New Roman"/>
+          <w:sz w:val="28"/>
+          <w:szCs w:val="28"/>
+        </w:rPr>
+        <w:t xml:space="preserve"> сконструируем интерфейс, напоминающий начальную страницу старых версий </w:t>
+      </w:r>
+      <w:proofErr w:type="spellStart"/>
+      <w:r>
+        <w:rPr>
+          <w:rFonts w:ascii="Times New Roman" w:hAnsi="Times New Roman" w:cs="Times New Roman"/>
+          <w:sz w:val="28"/>
+          <w:szCs w:val="28"/>
+        </w:rPr>
+        <w:t>VisualStudio</w:t>
+      </w:r>
+      <w:proofErr w:type="spellEnd"/>
+    </w:p>
+    <w:p>
+      <w:pPr>
+        <w:spacing w:line="360" w:lineRule="auto"/>
+        <w:contextualSpacing/>
+        <w:jc w:val="center"/>
+        <w:rPr>
+          <w:rFonts w:ascii="Times New Roman" w:hAnsi="Times New Roman" w:cs="Times New Roman"/>
+          <w:sz w:val="28"/>
+          <w:szCs w:val="28"/>
+        </w:rPr>
+      </w:pPr>
+      <w:r>
+        <w:rPr>
+          <w:rFonts w:ascii="Times New Roman" w:hAnsi="Times New Roman" w:cs="Times New Roman"/>
+          <w:sz w:val="28"/>
+          <w:szCs w:val="28"/>
+        </w:rPr>
+        <w:lastRenderedPageBreak/>
+        <w:drawing>
+          <wp:inline distT="0" distB="0" distL="0" distR="0" wp14:anchorId="220734E2" wp14:editId="2C7EFE67">
+            <wp:extent cx="5940425" cy="4314825"/>
+            <wp:effectExtent l="0" t="0" r="3175" b="9525"/>
+            <wp:docPr id="1487320522" name="Рисунок 1"/>
+            <wp:cNvGraphicFramePr>
+              <a:graphicFrameLocks xmlns:a="http://schemas.openxmlformats.org/drawingml/2006/main" noChangeAspect="1"/>
+            </wp:cNvGraphicFramePr>
+            <a:graphic xmlns:a="http://schemas.openxmlformats.org/drawingml/2006/main">
+              <a:graphicData uri="http://schemas.openxmlformats.org/drawingml/2006/picture">
+                <pic:pic xmlns:pic="http://schemas.openxmlformats.org/drawingml/2006/picture">
+                  <pic:nvPicPr>
+                    <pic:cNvPr id="1487320522" name=""/>
+                    <pic:cNvPicPr/>
+                  </pic:nvPicPr>
+                  <pic:blipFill>
+                    <a:blip r:embed="rId24"/>
+                    <a:stretch>
+                      <a:fillRect/>
+                    </a:stretch>
+                  </pic:blipFill>
+                  <pic:spPr>
+                    <a:xfrm>
+                      <a:off x="0" y="0"/>
+                      <a:ext cx="5940425" cy="4314825"/>
+                    </a:xfrm>
+                    <a:prstGeom prst="rect">
+                      <a:avLst/>
+                    </a:prstGeom>
+                  </pic:spPr>
+                </pic:pic>
+              </a:graphicData>
+            </a:graphic>
+          </wp:inline>
+        </w:drawing>
+      </w:r>
     </w:p>
     <w:p>
       <w:pPr>
